--- a/labs/lab05/report/report5.docx
+++ b/labs/lab05/report/report5.docx
@@ -1015,13 +1015,14 @@
         <w:pStyle w:val="BodyText"/>
       </w:pPr>
       <w:r>
-        <w:t xml:space="preserve">Добавили изменения в удалённый репозиторий - рис.</w:t>
-      </w:r>
-      <w:r>
-        <w:t xml:space="preserve"> </w:t>
-      </w:r>
-      <w:r>
-        <w:t xml:space="preserve">[@gif:ris_9]</w:t>
+        <w:t xml:space="preserve">Добавили изменения в удалённый репозиторий - рис. fig. </w:t>
+      </w:r>
+      <w:r>
+        <w:rPr>
+          <w:b/>
+          <w:bCs/>
+        </w:rPr>
+        <w:t xml:space="preserve">¿fig:ris_9?</w:t>
       </w:r>
       <w:r>
         <w:t xml:space="preserve"> </w:t>

--- a/labs/lab05/report/report5.docx
+++ b/labs/lab05/report/report5.docx
@@ -394,7 +394,10 @@
         <w:t xml:space="preserve"> </w:t>
       </w:r>
       <w:r>
-        <w:t xml:space="preserve">и рис. fig. </w:t>
+        <w:t xml:space="preserve">и (рис.</w:t>
+      </w:r>
+      <w:r>
+        <w:t xml:space="preserve"> </w:t>
       </w:r>
       <w:r>
         <w:rPr>
@@ -402,6 +405,9 @@
           <w:bCs/>
         </w:rPr>
         <w:t xml:space="preserve">¿fig:ris_2?</w:t>
+      </w:r>
+      <w:r>
+        <w:t xml:space="preserve">)</w:t>
       </w:r>
       <w:r>
         <w:t xml:space="preserve"> </w:t>
@@ -503,7 +509,10 @@
         <w:pStyle w:val="BodyText"/>
       </w:pPr>
       <w:r>
-        <w:t xml:space="preserve">Просмотрели секретные ключи - рис. fig. </w:t>
+        <w:t xml:space="preserve">Просмотрели секретные ключи - (рис.</w:t>
+      </w:r>
+      <w:r>
+        <w:t xml:space="preserve"> </w:t>
       </w:r>
       <w:r>
         <w:rPr>
@@ -511,6 +520,9 @@
           <w:bCs/>
         </w:rPr>
         <w:t xml:space="preserve">¿fig:ris_3?</w:t>
+      </w:r>
+      <w:r>
+        <w:t xml:space="preserve">)</w:t>
       </w:r>
       <w:r>
         <w:t xml:space="preserve"> </w:t>
@@ -565,7 +577,10 @@
         <w:pStyle w:val="BodyText"/>
       </w:pPr>
       <w:r>
-        <w:t xml:space="preserve">Инициализируем хранилище - рис. fig. </w:t>
+        <w:t xml:space="preserve">Инициализируем хранилище - (рис.</w:t>
+      </w:r>
+      <w:r>
+        <w:t xml:space="preserve"> </w:t>
       </w:r>
       <w:r>
         <w:rPr>
@@ -573,6 +588,9 @@
           <w:bCs/>
         </w:rPr>
         <w:t xml:space="preserve">¿fig:ris_4?</w:t>
+      </w:r>
+      <w:r>
+        <w:t xml:space="preserve">)</w:t>
       </w:r>
       <w:r>
         <w:t xml:space="preserve"> </w:t>
@@ -627,7 +645,10 @@
         <w:pStyle w:val="BodyText"/>
       </w:pPr>
       <w:r>
-        <w:t xml:space="preserve">Теперь настроим синхронизацию с git. Создадим структуру git - рис. fig. </w:t>
+        <w:t xml:space="preserve">Теперь настроим синхронизацию с git. Создадим структуру git - (рис.</w:t>
+      </w:r>
+      <w:r>
+        <w:t xml:space="preserve"> </w:t>
       </w:r>
       <w:r>
         <w:rPr>
@@ -635,6 +656,9 @@
           <w:bCs/>
         </w:rPr>
         <w:t xml:space="preserve">¿fig:ris_5?</w:t>
+      </w:r>
+      <w:r>
+        <w:t xml:space="preserve">)</w:t>
       </w:r>
       <w:r>
         <w:t xml:space="preserve"> </w:t>
@@ -705,7 +729,10 @@
         <w:t xml:space="preserve"> </w:t>
       </w:r>
       <w:r>
-        <w:t xml:space="preserve">- рис. fig. </w:t>
+        <w:t xml:space="preserve">- (рис.</w:t>
+      </w:r>
+      <w:r>
+        <w:t xml:space="preserve"> </w:t>
       </w:r>
       <w:r>
         <w:rPr>
@@ -715,7 +742,10 @@
         <w:t xml:space="preserve">¿fig:ris_6?</w:t>
       </w:r>
       <w:r>
-        <w:t xml:space="preserve">, а после задаём адрес репозитория на хостинге - рис. fig. </w:t>
+        <w:t xml:space="preserve">), а после задаём адрес репозитория на хостинге - (рис.</w:t>
+      </w:r>
+      <w:r>
+        <w:t xml:space="preserve"> </w:t>
       </w:r>
       <w:r>
         <w:rPr>
@@ -723,6 +753,9 @@
           <w:bCs/>
         </w:rPr>
         <w:t xml:space="preserve">¿fig:ris_7?</w:t>
+      </w:r>
+      <w:r>
+        <w:t xml:space="preserve">)</w:t>
       </w:r>
       <w:r>
         <w:t xml:space="preserve"> </w:t>
@@ -834,7 +867,10 @@
         <w:pStyle w:val="FirstParagraph"/>
       </w:pPr>
       <w:r>
-        <w:t xml:space="preserve">Скачиваем нужную программу - рис. fig. </w:t>
+        <w:t xml:space="preserve">Скачиваем нужную программу - (рис.</w:t>
+      </w:r>
+      <w:r>
+        <w:t xml:space="preserve"> </w:t>
       </w:r>
       <w:r>
         <w:rPr>
@@ -844,7 +880,10 @@
         <w:t xml:space="preserve">¿fig:ris_10?</w:t>
       </w:r>
       <w:r>
-        <w:t xml:space="preserve">, рис. fig. </w:t>
+        <w:t xml:space="preserve">), (рис.</w:t>
+      </w:r>
+      <w:r>
+        <w:t xml:space="preserve"> </w:t>
       </w:r>
       <w:r>
         <w:rPr>
@@ -852,6 +891,9 @@
           <w:bCs/>
         </w:rPr>
         <w:t xml:space="preserve">¿fig:ris_11?</w:t>
+      </w:r>
+      <w:r>
+        <w:t xml:space="preserve">)</w:t>
       </w:r>
       <w:r>
         <w:t xml:space="preserve"> </w:t>
@@ -953,7 +995,10 @@
         <w:pStyle w:val="BodyText"/>
       </w:pPr>
       <w:r>
-        <w:t xml:space="preserve">Добавляем новый пароль - рис. fig. </w:t>
+        <w:t xml:space="preserve">Добавляем новый пароль - (рис.</w:t>
+      </w:r>
+      <w:r>
+        <w:t xml:space="preserve"> </w:t>
       </w:r>
       <w:r>
         <w:rPr>
@@ -961,6 +1006,9 @@
           <w:bCs/>
         </w:rPr>
         <w:t xml:space="preserve">¿fig:ris_8?</w:t>
+      </w:r>
+      <w:r>
+        <w:t xml:space="preserve">)</w:t>
       </w:r>
       <w:r>
         <w:t xml:space="preserve"> </w:t>
@@ -1015,7 +1063,10 @@
         <w:pStyle w:val="BodyText"/>
       </w:pPr>
       <w:r>
-        <w:t xml:space="preserve">Добавили изменения в удалённый репозиторий - рис. fig. </w:t>
+        <w:t xml:space="preserve">Добавили изменения в удалённый репозиторий - (рис.</w:t>
+      </w:r>
+      <w:r>
+        <w:t xml:space="preserve"> </w:t>
       </w:r>
       <w:r>
         <w:rPr>
@@ -1023,6 +1074,9 @@
           <w:bCs/>
         </w:rPr>
         <w:t xml:space="preserve">¿fig:ris_9?</w:t>
+      </w:r>
+      <w:r>
+        <w:t xml:space="preserve">)</w:t>
       </w:r>
       <w:r>
         <w:t xml:space="preserve"> </w:t>
@@ -1087,7 +1141,10 @@
         <w:pStyle w:val="FirstParagraph"/>
       </w:pPr>
       <w:r>
-        <w:t xml:space="preserve">Установим дополнительное программное обеспечение - рис. fig. </w:t>
+        <w:t xml:space="preserve">Установим дополнительное программное обеспечение - (рис.</w:t>
+      </w:r>
+      <w:r>
+        <w:t xml:space="preserve"> </w:t>
       </w:r>
       <w:r>
         <w:rPr>
@@ -1095,6 +1152,9 @@
           <w:bCs/>
         </w:rPr>
         <w:t xml:space="preserve">¿fig:ris_15?</w:t>
+      </w:r>
+      <w:r>
+        <w:t xml:space="preserve">)</w:t>
       </w:r>
       <w:r>
         <w:t xml:space="preserve"> </w:t>
@@ -1149,7 +1209,10 @@
         <w:pStyle w:val="BodyText"/>
       </w:pPr>
       <w:r>
-        <w:t xml:space="preserve">Установим шрифты - рис. fig. </w:t>
+        <w:t xml:space="preserve">Установим шрифты - (рис.</w:t>
+      </w:r>
+      <w:r>
+        <w:t xml:space="preserve"> </w:t>
       </w:r>
       <w:r>
         <w:rPr>
@@ -1159,7 +1222,10 @@
         <w:t xml:space="preserve">¿fig:ris_12?</w:t>
       </w:r>
       <w:r>
-        <w:t xml:space="preserve">, рис. fig. </w:t>
+        <w:t xml:space="preserve">), (рис.</w:t>
+      </w:r>
+      <w:r>
+        <w:t xml:space="preserve"> </w:t>
       </w:r>
       <w:r>
         <w:rPr>
@@ -1169,7 +1235,7 @@
         <w:t xml:space="preserve">¿fig:ris_13?</w:t>
       </w:r>
       <w:r>
-        <w:t xml:space="preserve">, рис.@fig:ris_14</w:t>
+        <w:t xml:space="preserve">), ([рис.@fig:ris_14])</w:t>
       </w:r>
       <w:r>
         <w:t xml:space="preserve"> </w:t>
@@ -1318,7 +1384,10 @@
         <w:pStyle w:val="BodyText"/>
       </w:pPr>
       <w:r>
-        <w:t xml:space="preserve">Установка бинарного файла. Скрипт определяет архитектуру процессора и операционную систему и скачивает необходимый файл - рис. fig. </w:t>
+        <w:t xml:space="preserve">Установка бинарного файла. Скрипт определяет архитектуру процессора и операционную систему и скачивает необходимый файл - (рис.</w:t>
+      </w:r>
+      <w:r>
+        <w:t xml:space="preserve"> </w:t>
       </w:r>
       <w:r>
         <w:rPr>
@@ -1326,6 +1395,9 @@
           <w:bCs/>
         </w:rPr>
         <w:t xml:space="preserve">¿fig:ris_16?</w:t>
+      </w:r>
+      <w:r>
+        <w:t xml:space="preserve">)</w:t>
       </w:r>
       <w:r>
         <w:t xml:space="preserve"> </w:t>
@@ -1380,7 +1452,10 @@
         <w:pStyle w:val="BodyText"/>
       </w:pPr>
       <w:r>
-        <w:t xml:space="preserve">Cоздание собственного репозитория с помощью утилит.Создадим свой репозиторий для конфигурационных файлов на основе шаблона - рис. fig. </w:t>
+        <w:t xml:space="preserve">Cоздание собственного репозитория с помощью утилит.Создадим свой репозиторий для конфигурационных файлов на основе шаблона - (рис.</w:t>
+      </w:r>
+      <w:r>
+        <w:t xml:space="preserve"> </w:t>
       </w:r>
       <w:r>
         <w:rPr>
@@ -1388,6 +1463,9 @@
           <w:bCs/>
         </w:rPr>
         <w:t xml:space="preserve">¿fig:ris_17?</w:t>
+      </w:r>
+      <w:r>
+        <w:t xml:space="preserve">)</w:t>
       </w:r>
       <w:r>
         <w:t xml:space="preserve"> </w:t>
@@ -1442,7 +1520,10 @@
         <w:pStyle w:val="BodyText"/>
       </w:pPr>
       <w:r>
-        <w:t xml:space="preserve">Инициализируем chezmoi с нашим репозиторием dotfiles - рис. fig. </w:t>
+        <w:t xml:space="preserve">Инициализируем chezmoi с нашим репозиторием dotfiles - (рис.</w:t>
+      </w:r>
+      <w:r>
+        <w:t xml:space="preserve"> </w:t>
       </w:r>
       <w:r>
         <w:rPr>
@@ -1450,6 +1531,9 @@
           <w:bCs/>
         </w:rPr>
         <w:t xml:space="preserve">¿fig:ris_18?</w:t>
+      </w:r>
+      <w:r>
+        <w:t xml:space="preserve">)</w:t>
       </w:r>
       <w:r>
         <w:t xml:space="preserve"> </w:t>
@@ -1504,7 +1588,10 @@
         <w:pStyle w:val="BodyText"/>
       </w:pPr>
       <w:r>
-        <w:t xml:space="preserve">Проверяем изменения - рис. fig. </w:t>
+        <w:t xml:space="preserve">Проверяем изменения - (рис.</w:t>
+      </w:r>
+      <w:r>
+        <w:t xml:space="preserve"> </w:t>
       </w:r>
       <w:r>
         <w:rPr>
@@ -1512,6 +1599,9 @@
           <w:bCs/>
         </w:rPr>
         <w:t xml:space="preserve">¿fig:ris_19?</w:t>
+      </w:r>
+      <w:r>
+        <w:t xml:space="preserve">)</w:t>
       </w:r>
       <w:r>
         <w:t xml:space="preserve"> </w:t>
@@ -1576,7 +1666,10 @@
         <w:pStyle w:val="FirstParagraph"/>
       </w:pPr>
       <w:r>
-        <w:t xml:space="preserve">Сохраняем изменения - рис. fig. </w:t>
+        <w:t xml:space="preserve">Сохраняем изменения - (рис.</w:t>
+      </w:r>
+      <w:r>
+        <w:t xml:space="preserve"> </w:t>
       </w:r>
       <w:r>
         <w:rPr>
@@ -1584,6 +1677,9 @@
           <w:bCs/>
         </w:rPr>
         <w:t xml:space="preserve">¿fig:ris_20?</w:t>
+      </w:r>
+      <w:r>
+        <w:t xml:space="preserve">)</w:t>
       </w:r>
       <w:r>
         <w:t xml:space="preserve"> </w:t>
@@ -1638,7 +1734,10 @@
         <w:pStyle w:val="BodyText"/>
       </w:pPr>
       <w:r>
-        <w:t xml:space="preserve">Обновляем chezmoi - рис. fig. </w:t>
+        <w:t xml:space="preserve">Обновляем chezmoi - (рис.</w:t>
+      </w:r>
+      <w:r>
+        <w:t xml:space="preserve"> </w:t>
       </w:r>
       <w:r>
         <w:rPr>
@@ -1646,6 +1745,9 @@
           <w:bCs/>
         </w:rPr>
         <w:t xml:space="preserve">¿fig:ris_21?</w:t>
+      </w:r>
+      <w:r>
+        <w:t xml:space="preserve">)</w:t>
       </w:r>
       <w:r>
         <w:t xml:space="preserve"> </w:t>
